--- a/javoblar/004.docx
+++ b/javoblar/004.docx
@@ -156,7 +156,7 @@
         <w:spacing w:after="40"/>
       </w:pPr>
       <w:r>
-        <w:t xml:space="preserve">Umumiy epidemiologiya. Oliy tibbiy ta'lim darsligi. — Toshkent: Tibbiyot nashriyoti. (V.D. Belyakov, epidemik jarayonning o'z-o'zini boshqarish nazariyasi.)</w:t>
+        <w:t xml:space="preserve">Morse S.S. Factors in the emergence of infectious diseases. In: Emerging Infectious Diseases (NCBI Bookshelf, NBK45714). URL: https://www.ncbi.nlm.nih.gov/books/NBK45714/</w:t>
       </w:r>
     </w:p>
     <w:p>
@@ -169,7 +169,7 @@
         <w:spacing w:after="40"/>
       </w:pPr>
       <w:r>
-        <w:t xml:space="preserve">Morse S.S. va boshqalar. Emerging/re-emerging infectious diseases. NCBI Bookshelf (NBK45714, NBK20370); WHO International Health Regulations (IHR 2005). URL: https://www.who.int ; https://www.ncbi.nlm.nih.gov/books/NBK45714/</w:t>
+        <w:t xml:space="preserve">World Health Organization. Emerging and re-emerging infectious diseases; One Health approach. URL: https://www.who.int</w:t>
       </w:r>
     </w:p>
     <w:p>
@@ -182,7 +182,7 @@
         <w:spacing w:after="40"/>
       </w:pPr>
       <w:r>
-        <w:t xml:space="preserve">X. Komilov kutubxonasi materiallari (ochiq manba). URL: https://xayrullokomilov.uz/kutubxona</w:t>
+        <w:t xml:space="preserve">Mirtazayev O.M., Zuyeva L.P., Matnazarova G.S. Epidemiologiya. — Toshkent, 2016.</w:t>
       </w:r>
     </w:p>
     <w:sectPr>

--- a/javoblar/004.docx
+++ b/javoblar/004.docx
@@ -5,145 +5,142 @@
     <w:p>
       <w:pPr>
         <w:pStyle w:val="Heading1"/>
-        <w:spacing w:after="200"/>
-      </w:pPr>
-      <w:r>
-        <w:t xml:space="preserve">4. Epidemik jarayon haqida zamonaviy tasavvurlar (yangi yuqumli kasalliklar misolida)</w:t>
-      </w:r>
-    </w:p>
-    <w:p>
-      <w:pPr>
-        <w:spacing w:after="120"/>
-        <w:jc w:val="both"/>
-      </w:pPr>
-      <w:r>
-        <w:t xml:space="preserve">Epidemik jarayon haqidagi zamonaviy tasavvurlar klassik uch bo'g'inli ta'limotni (infeksiya manbai, yuqish mexanizmi, qabul qiluvchan organizm) rivojlantirib, uni dinamik, o'z-o'zini boshqaruvchi va ekologik-ijtimoiy sharoitga bog'liq tizim sifatida talqin qiladi. V.D. Belyakovning epidemik jarayonning o'z-o'zini boshqarish nazariyasiga ko'ra, qo'zg'atuvchi populyatsiyasining geterogenligi (xilma-xilligi) va aholining immun tuzilmasi o'zaro ta'sirda bo'lib, bu epidemiyalarning davriy ko'tarilishi va pasayishini belgilaydi. Yangi (emerjent) yuqumli kasalliklar bu zamonaviy qarashlarning yorqin isbotidir [1]. Agar klassik ta'limot asosan uch bo'g'inning statik mavjudligiga urg'u bergan bo'lsa, zamonaviy epidemiologiya bu bo'g'inlar o'rtasidagi o'zaro ta'sirning uzluksiz o'zgaruvchanligini, qo'zg'atuvchining evolyutsiyasini va aholi immun qatlamining mavsumiy hamda ko'p yillik tebranishlarini birgalikda tahlil qiladi. Shu bois epidemik jarayon endi faqat biologik emas, balki biologik-ijtimoiy-ekologik hodisa sifatida qaraladi va uni boshqarishda kompleks yondashuv talab etiladi.</w:t>
+        <w:spacing w:after="240"/>
+        <w:jc w:val="center"/>
+      </w:pPr>
+      <w:r>
+        <w:rPr>
+          <w:rFonts w:ascii="Times New Roman" w:cs="Times New Roman" w:eastAsia="Times New Roman" w:hAnsi="Times New Roman"/>
+          <w:b/>
+          <w:bCs/>
+          <w:sz w:val="28"/>
+          <w:szCs w:val="28"/>
+        </w:rPr>
+        <w:t xml:space="preserve">4. SEO va JSQ tomonidan yuridik va jismoniy shaxslar faoliyatini vaqtincha to'xtatib qo'yishning huquqiy asoslari</w:t>
       </w:r>
     </w:p>
     <w:p>
       <w:pPr>
         <w:pStyle w:val="Heading2"/>
-        <w:spacing w:after="80" w:before="160"/>
-      </w:pPr>
-      <w:r>
-        <w:t xml:space="preserve">Yangi va qayta paydo bo'layotgan infeksiyalar tushunchasi</w:t>
-      </w:r>
-    </w:p>
-    <w:p>
-      <w:pPr>
-        <w:spacing w:after="120"/>
-        <w:jc w:val="both"/>
-      </w:pPr>
-      <w:r>
-        <w:t xml:space="preserve">Jahon sog'liqni saqlash tashkiloti (JSST) va boshqa xalqaro manbalarga ko'ra, yangi paydo bo'layotgan infeksiyalar (emerging infectious diseases) — bu so'nggi o'n yilliklarda kasallanish darajasi yoki geografik tarqalishi tez o'sib borayotgan, avval noma'lum bo'lgan yoki yangi aniqlangan kasalliklardir. Stiven Morse ta'rifiga ko'ra, bunga HIV/OITS, o'tkir og'ir respirator sindrom (SARS), Ebola gemorragik isitmasi va Nipah virusi ensefaliti kabi kasalliklar kiradi [2]. Qayta paydo bo'layotgan (re-emerging) infeksiyalar esa ilgari nazorat ostiga olingan, biroq turli sabablarga ko'ra yangidan faollashgan kasalliklardir — masalan, sil (ayniqsa ko'p dorilarga chidamli shakllari), difteriya, bezgak va ko'kyo'tal. Ularning qayta avj olishiga emlash qamrovining pasayishi, antimikrob chidamlilikning ortishi, ijtimoiy-iqtisodiy inqirozlar va aholi harakatchanligi sabab bo'ladi. Shunday qilib, epidemiologik vaziyat doimo o'zgaruvchan bo'lib, hatto nazorat ostiga olingan kasalliklar ham doimiy hushyorlikni talab etadi [2].</w:t>
-      </w:r>
-    </w:p>
-    <w:p>
-      <w:pPr>
-        <w:spacing w:after="120"/>
-        <w:jc w:val="both"/>
-      </w:pPr>
-      <w:r>
-        <w:t xml:space="preserve">Muhim epidemiologik xususiyat shundaki, yangi paydo bo'layotgan infeksiyalarning taxminan uchdan ikki qismidan ko'prog'i zoonoz tabiatga ega, ya'ni ular hayvonlardan odamga o'tadi. Nipah virusi, Qrim-Kongo gemorragik isitmasi va qushlar grippi (H5N1) bunga misol bo'ladi [2]. Bu holat epidemik jarayonni o'rganishda "Yagona salomatlik" (One Health) yondashuvining — odam, hayvon va atrof-muhit salomatligini birgalikda ko'rib chiqish zarurligini ko'rsatadi.</w:t>
+        <w:spacing w:after="100" w:before="200"/>
+      </w:pPr>
+      <w:r>
+        <w:rPr>
+          <w:rFonts w:ascii="Times New Roman" w:cs="Times New Roman" w:eastAsia="Times New Roman" w:hAnsi="Times New Roman"/>
+          <w:b/>
+          <w:bCs/>
+          <w:sz w:val="28"/>
+          <w:szCs w:val="28"/>
+        </w:rPr>
+        <w:t xml:space="preserve">Kirish</w:t>
+      </w:r>
+    </w:p>
+    <w:p>
+      <w:pPr>
+        <w:spacing w:after="120" w:line="276"/>
+        <w:ind w:firstLine="567"/>
+        <w:jc w:val="both"/>
+      </w:pPr>
+      <w:r>
+        <w:rPr>
+          <w:rFonts w:ascii="Times New Roman" w:cs="Times New Roman" w:eastAsia="Times New Roman" w:hAnsi="Times New Roman"/>
+          <w:sz w:val="28"/>
+          <w:szCs w:val="28"/>
+        </w:rPr>
+        <w:t xml:space="preserve">Sanitariya-epidemiologik osoyishtalik va jamoat salomatligi xizmati (SEO va JSQ) aholi sog'lig'iga bevosita xavf tug'ilganda obyektlar va tadbirkorlik sub'ektlari faoliyatini vaqtincha to'xtatish vakolatiga ega. Bu vakolat davlat sanitariya nazorati tizimining muhim huquqiy vositasi bo'lib, qat'iy qonuniy asosda va aniq vakolatli mansabdor shaxslar tomonidan qo'llanilishi shart [1, 2]. Quyida asosiy normalar manbalar bo'yicha keltiriladi.</w:t>
       </w:r>
     </w:p>
     <w:p>
       <w:pPr>
         <w:pStyle w:val="Heading2"/>
-        <w:spacing w:after="80" w:before="160"/>
-      </w:pPr>
-      <w:r>
-        <w:t xml:space="preserve">Yangi infeksiyalarning paydo bo'lish omillari</w:t>
-      </w:r>
-    </w:p>
-    <w:p>
-      <w:pPr>
-        <w:spacing w:after="120"/>
-        <w:jc w:val="both"/>
-      </w:pPr>
-      <w:r>
-        <w:t xml:space="preserve">Yangi yuqumli kasalliklarning paydo bo'lishi va tarqalishi bir qator ijtimoiy-ekologik omillar bilan bog'liq. Bularga quyidagilar kiradi: aholining o'sishi va urbanizatsiya, global migratsiya va xalqaro aviatransport (qo'zg'atuvchi bir necha soatda qit'alar aro ko'chadi), o'rmonlarning kesilishi va ekotizimlarning buzilishi natijasida odam-hayvon kontaktining kuchayishi, iqlim o'zgarishi va tashuvchi hasharotlar arealining kengayishi, qishloq xo'jaligida intensiv chorvachilik, hamda qo'zg'atuvchilarning mutatsiyaga uchrashi va antibiotiklarga chidamlilikning ortishi. Bu omillar epidemik jarayonning ijtimoiy shartlanganligini yaqqol ko'rsatadi [2]. Alohida ta'kidlash joizki, qo'zg'atuvchilarning turlararo to'siqni yengib o'tishi (species jump) aynan odam va yovvoyi hayvonlar o'rtasidagi kontakt zonalarida ko'proq sodir bo'ladi; shu bois tabiiy ekotizimlarga antropogen bosimning kuchayishi yangi pandemiyalar xavfini oshiradi. Antimikrob chidamlilik (AMR) esa alohida global tahdid bo'lib, u davolashni murakkablashtirgani holda epidemik jarayonning og'irligi va davomiyligini kuchaytiradi.</w:t>
+        <w:spacing w:after="100" w:before="200"/>
+      </w:pPr>
+      <w:r>
+        <w:rPr>
+          <w:rFonts w:ascii="Times New Roman" w:cs="Times New Roman" w:eastAsia="Times New Roman" w:hAnsi="Times New Roman"/>
+          <w:b/>
+          <w:bCs/>
+          <w:sz w:val="28"/>
+          <w:szCs w:val="28"/>
+        </w:rPr>
+        <w:t xml:space="preserve">Asosiy tushunchalar va nazorat qiluvchi organlar</w:t>
+      </w:r>
+    </w:p>
+    <w:p>
+      <w:pPr>
+        <w:spacing w:after="120" w:line="276"/>
+        <w:ind w:firstLine="567"/>
+        <w:jc w:val="both"/>
+      </w:pPr>
+      <w:r>
+        <w:rPr>
+          <w:rFonts w:ascii="Times New Roman" w:cs="Times New Roman" w:eastAsia="Times New Roman" w:hAnsi="Times New Roman"/>
+          <w:sz w:val="28"/>
+          <w:szCs w:val="28"/>
+        </w:rPr>
+        <w:t xml:space="preserve">"Aholining sanitariya-epidemiologik osoyishtaligi to'g'risida"gi Qonunda davlat sanitariya nazorati aholining sanitariya-epidemiologik osoyishtaligi to'g'risidagi qonunchilik buzilishlarining oldini olish, ularni aniqlash va bartaraf etishga doir faoliyat deb ta'riflanadi [1]. Chekluvchi tadbirlar (karantin) esa yuqumli va parazitar kasalliklar tarqalishining oldini olishga qaratilgan, xo'jalik faoliyatining alohida tartibini va aholi, transport vositalari, yuklar harakatining cheklanishini nazarda tutuvchi ma'muriy hamda tibbiy-sanitariya choralari sifatida belgilangan [1]. Davlat sanitariya nazoratini SEO va JSQ xizmati, uning Qoraqalpog'iston Respublikasi, viloyatlar va Toshkent shahridagi boshqarmalari hamda tuman (shahar) bo'limlari amalga oshiradi; ayrim vazirlik va idoralarning tegishli tarkibiy bo'linmalari ham bu vazifani bajaradi [1].</w:t>
       </w:r>
     </w:p>
     <w:p>
       <w:pPr>
         <w:pStyle w:val="Heading2"/>
-        <w:spacing w:after="80" w:before="160"/>
-      </w:pPr>
-      <w:r>
-        <w:t xml:space="preserve">COVID-19 — zamonaviy pandemiyaning namunasi</w:t>
-      </w:r>
-    </w:p>
-    <w:p>
-      <w:pPr>
-        <w:spacing w:after="120"/>
-        <w:jc w:val="both"/>
-      </w:pPr>
-      <w:r>
-        <w:t xml:space="preserve">2019-yil oxirida paydo bo'lgan SARS-CoV-2 virusi keltirib chiqargan COVID-19 pandemiyasi yangi infeksiyaning global tarqalishini namoyish etdi. Virus zoonoz kelib chiqishga ega bo'lib, havo-tomchi va aerozol yo'li bilan tez yuqdi; asemptomatik va presimptomatik tashuvchilarning mavjudligi nazoratni murakkablashtirdi. Pandemiya epidemik jarayonni boshqarishda tezkor diagnostika (PZR), genomik kuzatuv (sekvenlash), matematik modellashtirish va tezkor vaksina ishlab chiqish (mRNK texnologiyasi) muhimligini ko'rsatdi. Virusning yangi variantlari (Alfa, Delta, Omikron) paydo bo'lishi qo'zg'atuvchi populyatsiyasining o'zgaruvchanligi haqidagi Belyakov qarashlarini amalda tasdiqladi [1][2].</w:t>
+        <w:spacing w:after="100" w:before="200"/>
+      </w:pPr>
+      <w:r>
+        <w:rPr>
+          <w:rFonts w:ascii="Times New Roman" w:cs="Times New Roman" w:eastAsia="Times New Roman" w:hAnsi="Times New Roman"/>
+          <w:b/>
+          <w:bCs/>
+          <w:sz w:val="28"/>
+          <w:szCs w:val="28"/>
+        </w:rPr>
+        <w:t xml:space="preserve">To'xtatish vakolatiga ega mansabdor shaxslar</w:t>
+      </w:r>
+    </w:p>
+    <w:p>
+      <w:pPr>
+        <w:spacing w:after="120" w:line="276"/>
+        <w:ind w:firstLine="567"/>
+        <w:jc w:val="both"/>
+      </w:pPr>
+      <w:r>
+        <w:rPr>
+          <w:rFonts w:ascii="Times New Roman" w:cs="Times New Roman" w:eastAsia="Times New Roman" w:hAnsi="Times New Roman"/>
+          <w:sz w:val="28"/>
+          <w:szCs w:val="28"/>
+        </w:rPr>
+        <w:t xml:space="preserve">Qonunning 12-moddasi ikkinchi qismiga ko'ra, sanitariya-epidemiologik osoyishtalik to'g'risidagi qonunchilik buzilganda ushbu huquqlar O'zbekiston Respublikasi Bosh davlat sanitariya vrachiga, Qoraqalpog'iston Respublikasi, viloyatlar, Toshkent shahri, tumanlar va shaharlarning bosh davlat sanitariya vrachlariga, ularning o'rinbosarlariga hamda qonunda ko'rsatilgan tarkibiy bo'linmalar rahbarlariga o'z vakolatlari doirasida beriladi [1]. Demak, to'xtatish qarori faqat vakolatli mansabdor shaxs tomonidan qabul qilinishi mumkin.</w:t>
       </w:r>
     </w:p>
     <w:p>
       <w:pPr>
         <w:pStyle w:val="Heading2"/>
-        <w:spacing w:after="80" w:before="160"/>
-      </w:pPr>
-      <w:r>
-        <w:t xml:space="preserve">Epidemik jarayonning zamonaviy modeli</w:t>
-      </w:r>
-    </w:p>
-    <w:p>
-      <w:pPr>
-        <w:spacing w:after="120"/>
-        <w:jc w:val="both"/>
-      </w:pPr>
-      <w:r>
-        <w:t xml:space="preserve">Bugungi kunda epidemik jarayon ko'p darajali tizim sifatida tushuniladi: molekulyar-genetik daraja (qo'zg'atuvchi va xo'jayin genlari o'zaro ta'siri), organizm darajasi (infeksion jarayon), populyatsiya darajasi (klassik epidemik jarayon) va ekotizim-ijtimoiy daraja. Bu darajalarning har biri yuqori darajaga ta'sir ko'rsatadi. Epidemiologik nazorat (surveillance), ya'ni kasallanish holatini uzluksiz kuzatish, ma'lumotlarni tahlil qilish va tezkor javob choralari zamonaviy tasavvurlarning amaliy ifodasidir. Xalqaro tibbiy-sanitariya qoidalari (IHR 2005) esa yangi tahdidlarga global koordinatsiyalashgan javobni ta'minlaydi va a'zo davlatlarni xalqaro ahamiyatga ega favqulodda sog'liq holatlari haqida JSSTga xabar berishga majbur qiladi [2]. Zamonaviy nazorat tizimi sindromik kuzatuv, laboratoriya tarmoqlari va raqamli ma'lumotlar bazalaridan foydalanadi; bu esa kasallik avj olishini erta aniqlash va tez chora ko'rish imkonini beradi. Shunday qilib, epidemik jarayonni boshqarish bugungi kunda milliy chegaralardan chiqib, global hamkorlik darajasiga ko'tarildi.</w:t>
-      </w:r>
-    </w:p>
-    <w:p>
-      <w:pPr>
-        <w:pStyle w:val="Heading2"/>
-        <w:spacing w:after="80" w:before="160"/>
-      </w:pPr>
-      <w:r>
-        <w:t xml:space="preserve">Amaliy ahamiyati va O'zbekistondagi holat</w:t>
-      </w:r>
-    </w:p>
-    <w:p>
-      <w:pPr>
-        <w:spacing w:after="120"/>
-        <w:jc w:val="both"/>
-      </w:pPr>
-      <w:r>
-        <w:t xml:space="preserve">O'zbekiston uchun ham yangi va qayta paydo bo'layotgan infeksiyalar dolzarb muammodir. Mamlakatda tabiiy o'choqli kasalliklar (Qrim-Kongo gemorragik isitmasi, o'lat tabiiy o'choqlari, quturish) mavjud bo'lib, ular doimiy epidemiologik nazoratni talab etadi. COVID-19 pandemiyasi davrida O'zbekistonda ham tezkor diagnostika, karantin choralari va keng ko'lamli emlash dasturlari joriy etildi. Milliy sog'liqni saqlash tizimi xalqaro tavsiyalarga muvofiq tayyorgarlik va javob choralarini takomillashtirmoqda. Chegaralardagi sanitariya-karantin punktlari, laboratoriya tarmog'ining kuchaytirilishi va aholini xabardor qilish tizimi yangi infeksiyalarning kirib kelishi va tarqalishining oldini olishga qaratilgan. Shuningdek, tabiiy o'choqli kasalliklar bo'yicha hududlarni rayonlashtirish va monitoring olib borish epidemiologik xizmatning doimiy vazifasi hisoblanadi. (O'zbekistonga xos aniq statistik ko'rsatkichlar manbada tasdiqlanmaganligi sababli keltirilmadi.)</w:t>
-      </w:r>
-    </w:p>
-    <w:p>
-      <w:pPr>
-        <w:pStyle w:val="Heading2"/>
-        <w:spacing w:after="80" w:before="160"/>
-      </w:pPr>
-      <w:r>
-        <w:t xml:space="preserve">Xulosa</w:t>
-      </w:r>
-    </w:p>
-    <w:p>
-      <w:pPr>
-        <w:spacing w:after="120"/>
-        <w:jc w:val="both"/>
-      </w:pPr>
-      <w:r>
-        <w:t xml:space="preserve">Epidemik jarayon haqidagi zamonaviy tasavvurlar uni dinamik, ko'p darajali va ijtimoiy-ekologik sharoitga bog'liq tizim sifatida talqin qiladi. Yangi va qayta paydo bo'layotgan infeksiyalar — HIV, SARS, Ebola, Nipah va COVID-19 — bu qarashlarning haqqoniyligini isbotlaydi hamda ko'pchiligi zoonoz tabiatga ega ekanligini ko'rsatadi. Shu sababli zamonaviy epidemiologiya "Yagona salomatlik" yondashuviga, global kuzatuv tizimlariga va tezkor javob mexanizmlariga tayanadi. Bo'lajak epidemiolog uchun bu tamoyillarni bilish — yangi tahdidlarga tayyor turishning asosidir.</w:t>
-      </w:r>
-    </w:p>
-    <w:p>
-      <w:pPr>
-        <w:pStyle w:val="Heading2"/>
-        <w:spacing w:after="80" w:before="220"/>
-      </w:pPr>
-      <w:r>
-        <w:t xml:space="preserve">Foydalanilgan adabiyotlar</w:t>
+        <w:spacing w:after="100" w:before="200"/>
+      </w:pPr>
+      <w:r>
+        <w:rPr>
+          <w:rFonts w:ascii="Times New Roman" w:cs="Times New Roman" w:eastAsia="Times New Roman" w:hAnsi="Times New Roman"/>
+          <w:b/>
+          <w:bCs/>
+          <w:sz w:val="28"/>
+          <w:szCs w:val="28"/>
+        </w:rPr>
+        <w:t xml:space="preserve">Faoliyatni to'xtatishning qonuniy asoslari</w:t>
+      </w:r>
+    </w:p>
+    <w:p>
+      <w:pPr>
+        <w:spacing w:after="120" w:line="276"/>
+        <w:ind w:firstLine="567"/>
+        <w:jc w:val="both"/>
+      </w:pPr>
+      <w:r>
+        <w:rPr>
+          <w:rFonts w:ascii="Times New Roman" w:cs="Times New Roman" w:eastAsia="Times New Roman" w:hAnsi="Times New Roman"/>
+          <w:sz w:val="28"/>
+          <w:szCs w:val="28"/>
+        </w:rPr>
+        <w:t xml:space="preserve">Qonun matniga muvofiq vakolatli mansabdor shaxslar quyidagi huquqlarga ega [1]:</w:t>
       </w:r>
     </w:p>
     <w:p>
@@ -153,10 +150,16 @@
           <w:ilvl w:val="0"/>
           <w:numId w:val="2"/>
         </w:numPr>
-        <w:spacing w:after="40"/>
-      </w:pPr>
-      <w:r>
-        <w:t xml:space="preserve">Morse S.S. Factors in the emergence of infectious diseases. In: Emerging Infectious Diseases (NCBI Bookshelf, NBK45714). URL: https://www.ncbi.nlm.nih.gov/books/NBK45714/</w:t>
+        <w:spacing w:after="60" w:line="276"/>
+        <w:jc w:val="both"/>
+      </w:pPr>
+      <w:r>
+        <w:rPr>
+          <w:rFonts w:ascii="Times New Roman" w:cs="Times New Roman" w:eastAsia="Times New Roman" w:hAnsi="Times New Roman"/>
+          <w:sz w:val="28"/>
+          <w:szCs w:val="28"/>
+        </w:rPr>
+        <w:t xml:space="preserve">sanitariya qoidalari, normalari va gigiyena normativlari buzilishlari bartaraf etilgunga qadar ishlab turgan inshootlar, turar joylar, ishlab chiqarish obyektlari, madaniy-maishiy binolardan foydalanishni, umumiy ovqatlanish va savdo korxonalarining, ta'lim, davolash-profilaktika, sanatoriy-kurort va boshqa muassasalarning faoliyatini to'xtatib turish, shuningdek uskuna, asbob va transport vositalaridan foydalanishni taqiqlash;</w:t>
       </w:r>
     </w:p>
     <w:p>
@@ -166,10 +169,16 @@
           <w:ilvl w:val="0"/>
           <w:numId w:val="2"/>
         </w:numPr>
-        <w:spacing w:after="40"/>
-      </w:pPr>
-      <w:r>
-        <w:t xml:space="preserve">World Health Organization. Emerging and re-emerging infectious diseases; One Health approach. URL: https://www.who.int</w:t>
+        <w:spacing w:after="60" w:line="276"/>
+        <w:jc w:val="both"/>
+      </w:pPr>
+      <w:r>
+        <w:rPr>
+          <w:rFonts w:ascii="Times New Roman" w:cs="Times New Roman" w:eastAsia="Times New Roman" w:hAnsi="Times New Roman"/>
+          <w:sz w:val="28"/>
+          <w:szCs w:val="28"/>
+        </w:rPr>
+        <w:t xml:space="preserve">qoidalar buzilgan hollarda aholi punktlari, bino va inshootlar qurilishini hamda rekonstruksiya ishlarini yoki ayrim ish turlarini to'xtatib turish;</w:t>
       </w:r>
     </w:p>
     <w:p>
@@ -179,15 +188,427 @@
           <w:ilvl w:val="0"/>
           <w:numId w:val="2"/>
         </w:numPr>
-        <w:spacing w:after="40"/>
-      </w:pPr>
-      <w:r>
-        <w:t xml:space="preserve">Mirtazayev O.M., Zuyeva L.P., Matnazarova G.S. Epidemiologiya. — Toshkent, 2016.</w:t>
+        <w:spacing w:after="60" w:line="276"/>
+        <w:jc w:val="both"/>
+      </w:pPr>
+      <w:r>
+        <w:rPr>
+          <w:rFonts w:ascii="Times New Roman" w:cs="Times New Roman" w:eastAsia="Times New Roman" w:hAnsi="Times New Roman"/>
+          <w:sz w:val="28"/>
+          <w:szCs w:val="28"/>
+        </w:rPr>
+        <w:t xml:space="preserve">Sog'liqni saqlash vazirligida ro'yxatdan o'tkazilmagan yoki inson hayoti va sog'lig'i uchun xavfli deb topilgan xom ashyo, kimyoviy vosita, oziq-ovqat mahsulotlari va boshqa buyumlar ishlab chiqarilishi, qo'llanilishi va sotilishini taqiqlash;</w:t>
+      </w:r>
+    </w:p>
+    <w:p>
+      <w:pPr>
+        <w:pStyle w:val="ListParagraph"/>
+        <w:numPr>
+          <w:ilvl w:val="0"/>
+          <w:numId w:val="2"/>
+        </w:numPr>
+        <w:spacing w:after="60" w:line="276"/>
+        <w:jc w:val="both"/>
+      </w:pPr>
+      <w:r>
+        <w:rPr>
+          <w:rFonts w:ascii="Times New Roman" w:cs="Times New Roman" w:eastAsia="Times New Roman" w:hAnsi="Times New Roman"/>
+          <w:sz w:val="28"/>
+          <w:szCs w:val="28"/>
+        </w:rPr>
+        <w:t xml:space="preserve">xo'jalik va ichimlik suvi ta'minoti uchun yaroqsiz deb topilgan suvdan foydalanishni taqiqlash;</w:t>
+      </w:r>
+    </w:p>
+    <w:p>
+      <w:pPr>
+        <w:pStyle w:val="ListParagraph"/>
+        <w:numPr>
+          <w:ilvl w:val="0"/>
+          <w:numId w:val="2"/>
+        </w:numPr>
+        <w:spacing w:after="60" w:line="276"/>
+        <w:jc w:val="both"/>
+      </w:pPr>
+      <w:r>
+        <w:rPr>
+          <w:rFonts w:ascii="Times New Roman" w:cs="Times New Roman" w:eastAsia="Times New Roman" w:hAnsi="Times New Roman"/>
+          <w:sz w:val="28"/>
+          <w:szCs w:val="28"/>
+        </w:rPr>
+        <w:t xml:space="preserve">yuqumli va parazitar kasalliklar manbai bo'lgan yoki tibbiy ko'riklardan o'z vaqtida o'tmagan shaxslarni vaqtincha ishdan chetlashtirish bo'yicha ish beruvchilarga taklif kiritish;</w:t>
+      </w:r>
+    </w:p>
+    <w:p>
+      <w:pPr>
+        <w:pStyle w:val="ListParagraph"/>
+        <w:numPr>
+          <w:ilvl w:val="0"/>
+          <w:numId w:val="2"/>
+        </w:numPr>
+        <w:spacing w:after="60" w:line="276"/>
+        <w:jc w:val="both"/>
+      </w:pPr>
+      <w:r>
+        <w:rPr>
+          <w:rFonts w:ascii="Times New Roman" w:cs="Times New Roman" w:eastAsia="Times New Roman" w:hAnsi="Times New Roman"/>
+          <w:sz w:val="28"/>
+          <w:szCs w:val="28"/>
+        </w:rPr>
+        <w:t xml:space="preserve">favqulodda vaziyatlar, epidemiyalar va aholi hayoti hamda sog'lig'iga boshqa haqiqiy xavfning oldini olish maqsadida tadbirkorlik sub'ektlari faoliyatini o'n ish kunidan ko'p bo'lmagan muddatga cheklash, to'xtatib turish va taqiqlash.</w:t>
+      </w:r>
+    </w:p>
+    <w:p>
+      <w:pPr>
+        <w:spacing w:after="120" w:line="276"/>
+        <w:ind w:firstLine="567"/>
+        <w:jc w:val="both"/>
+      </w:pPr>
+      <w:r>
+        <w:rPr>
+          <w:rFonts w:ascii="Times New Roman" w:cs="Times New Roman" w:eastAsia="Times New Roman" w:hAnsi="Times New Roman"/>
+          <w:sz w:val="28"/>
+          <w:szCs w:val="28"/>
+        </w:rPr>
+        <w:t xml:space="preserve">Shunday qilib, to'xtatish ikki yo'nalishda amalga oshiriladi: birinchisi — aniq buzilishlar bartaraf etilgunga qadar (muddati buzilish yo'qotilishi bilan belgilanadi), ikkinchisi — epidemiya yoki boshqa haqiqiy xavfning oldini olish uchun, o'n ish kunidan oshmaydigan muddatga [1]. Qonunning mazkur qismida o'n ish kunidan keyingi tartib alohida belgilanmagan; bu masalada boshqa normativ hujjatlar mavjudligi kutubxona hujjatlari asosida tasdiqlanmadi.</w:t>
+      </w:r>
+    </w:p>
+    <w:p>
+      <w:pPr>
+        <w:pStyle w:val="Heading2"/>
+        <w:spacing w:after="100" w:before="200"/>
+      </w:pPr>
+      <w:r>
+        <w:rPr>
+          <w:rFonts w:ascii="Times New Roman" w:cs="Times New Roman" w:eastAsia="Times New Roman" w:hAnsi="Times New Roman"/>
+          <w:b/>
+          <w:bCs/>
+          <w:sz w:val="28"/>
+          <w:szCs w:val="28"/>
+        </w:rPr>
+        <w:t xml:space="preserve">Mansabdor shaxslarning majburiyatlari</w:t>
+      </w:r>
+    </w:p>
+    <w:p>
+      <w:pPr>
+        <w:spacing w:after="120" w:line="276"/>
+        <w:ind w:firstLine="567"/>
+        <w:jc w:val="both"/>
+      </w:pPr>
+      <w:r>
+        <w:rPr>
+          <w:rFonts w:ascii="Times New Roman" w:cs="Times New Roman" w:eastAsia="Times New Roman" w:hAnsi="Times New Roman"/>
+          <w:sz w:val="28"/>
+          <w:szCs w:val="28"/>
+        </w:rPr>
+        <w:t xml:space="preserve">To'xtatish huquqi majburiyatlar bilan birga qo'llanadi. Qonunning 12-moddasi birinchi qismi "a" bandiga ko'ra mansabdor shaxslar avvalo buzilishlarni bartaraf etish bo'yicha ko'rsatma berib, ularning bajarilishini talab qiladi [1]. 13-moddaga muvofiq ular quyidagilarni bajarishi shart [1]:</w:t>
+      </w:r>
+    </w:p>
+    <w:p>
+      <w:pPr>
+        <w:pStyle w:val="ListParagraph"/>
+        <w:numPr>
+          <w:ilvl w:val="0"/>
+          <w:numId w:val="3"/>
+        </w:numPr>
+        <w:spacing w:after="60" w:line="276"/>
+        <w:jc w:val="both"/>
+      </w:pPr>
+      <w:r>
+        <w:rPr>
+          <w:rFonts w:ascii="Times New Roman" w:cs="Times New Roman" w:eastAsia="Times New Roman" w:hAnsi="Times New Roman"/>
+          <w:sz w:val="28"/>
+          <w:szCs w:val="28"/>
+        </w:rPr>
+        <w:t xml:space="preserve">qonunchilik talablari bajarilishi ustidan belgilangan tartibda nazorat olib borish;</w:t>
+      </w:r>
+    </w:p>
+    <w:p>
+      <w:pPr>
+        <w:pStyle w:val="ListParagraph"/>
+        <w:numPr>
+          <w:ilvl w:val="0"/>
+          <w:numId w:val="3"/>
+        </w:numPr>
+        <w:spacing w:after="60" w:line="276"/>
+        <w:jc w:val="both"/>
+      </w:pPr>
+      <w:r>
+        <w:rPr>
+          <w:rFonts w:ascii="Times New Roman" w:cs="Times New Roman" w:eastAsia="Times New Roman" w:hAnsi="Times New Roman"/>
+          <w:sz w:val="28"/>
+          <w:szCs w:val="28"/>
+        </w:rPr>
+        <w:t xml:space="preserve">qonunchilik buzilishlarining oldini olish, ularni aniqlash va bartaraf etish;</w:t>
+      </w:r>
+    </w:p>
+    <w:p>
+      <w:pPr>
+        <w:pStyle w:val="ListParagraph"/>
+        <w:numPr>
+          <w:ilvl w:val="0"/>
+          <w:numId w:val="3"/>
+        </w:numPr>
+        <w:spacing w:after="60" w:line="276"/>
+        <w:jc w:val="both"/>
+      </w:pPr>
+      <w:r>
+        <w:rPr>
+          <w:rFonts w:ascii="Times New Roman" w:cs="Times New Roman" w:eastAsia="Times New Roman" w:hAnsi="Times New Roman"/>
+          <w:sz w:val="28"/>
+          <w:szCs w:val="28"/>
+        </w:rPr>
+        <w:t xml:space="preserve">aniqlangan xavflar to'g'risida aholini o'z vaqtida xabardor qilish;</w:t>
+      </w:r>
+    </w:p>
+    <w:p>
+      <w:pPr>
+        <w:pStyle w:val="ListParagraph"/>
+        <w:numPr>
+          <w:ilvl w:val="0"/>
+          <w:numId w:val="3"/>
+        </w:numPr>
+        <w:spacing w:after="60" w:line="276"/>
+        <w:jc w:val="both"/>
+      </w:pPr>
+      <w:r>
+        <w:rPr>
+          <w:rFonts w:ascii="Times New Roman" w:cs="Times New Roman" w:eastAsia="Times New Roman" w:hAnsi="Times New Roman"/>
+          <w:sz w:val="28"/>
+          <w:szCs w:val="28"/>
+        </w:rPr>
+        <w:t xml:space="preserve">yuqumli va yuqumli bo'lmagan ommaviy kasalliklarning paydo bo'lish va tarqalish sabablari hamda shart-sharoitlarini aniqlash;</w:t>
+      </w:r>
+    </w:p>
+    <w:p>
+      <w:pPr>
+        <w:pStyle w:val="ListParagraph"/>
+        <w:numPr>
+          <w:ilvl w:val="0"/>
+          <w:numId w:val="3"/>
+        </w:numPr>
+        <w:spacing w:after="60" w:line="276"/>
+        <w:jc w:val="both"/>
+      </w:pPr>
+      <w:r>
+        <w:rPr>
+          <w:rFonts w:ascii="Times New Roman" w:cs="Times New Roman" w:eastAsia="Times New Roman" w:hAnsi="Times New Roman"/>
+          <w:sz w:val="28"/>
+          <w:szCs w:val="28"/>
+        </w:rPr>
+        <w:t xml:space="preserve">jismoniy va yuridik shaxslarning murojaatlarini ko'rib chiqish va tegishli choralar ko'rish.</w:t>
+      </w:r>
+    </w:p>
+    <w:p>
+      <w:pPr>
+        <w:spacing w:after="120" w:line="276"/>
+        <w:ind w:firstLine="567"/>
+        <w:jc w:val="both"/>
+      </w:pPr>
+      <w:r>
+        <w:rPr>
+          <w:rFonts w:ascii="Times New Roman" w:cs="Times New Roman" w:eastAsia="Times New Roman" w:hAnsi="Times New Roman"/>
+          <w:sz w:val="28"/>
+          <w:szCs w:val="28"/>
+        </w:rPr>
+        <w:t xml:space="preserve">Bu majburiyatlar to'xtatish qarori faqat jazo choralari emas, balki xavfni aniqlash, oldini olish va aholini xabardor qilish tizimining bir qismi ekanini ko'rsatadi.</w:t>
+      </w:r>
+    </w:p>
+    <w:p>
+      <w:pPr>
+        <w:pStyle w:val="Heading2"/>
+        <w:spacing w:after="100" w:before="200"/>
+      </w:pPr>
+      <w:r>
+        <w:rPr>
+          <w:rFonts w:ascii="Times New Roman" w:cs="Times New Roman" w:eastAsia="Times New Roman" w:hAnsi="Times New Roman"/>
+          <w:b/>
+          <w:bCs/>
+          <w:sz w:val="28"/>
+          <w:szCs w:val="28"/>
+        </w:rPr>
+        <w:t xml:space="preserve">Tekshiruvga kirish va nazorat qonunchiligi</w:t>
+      </w:r>
+    </w:p>
+    <w:p>
+      <w:pPr>
+        <w:spacing w:after="120" w:line="276"/>
+        <w:ind w:firstLine="567"/>
+        <w:jc w:val="both"/>
+      </w:pPr>
+      <w:r>
+        <w:rPr>
+          <w:rFonts w:ascii="Times New Roman" w:cs="Times New Roman" w:eastAsia="Times New Roman" w:hAnsi="Times New Roman"/>
+          <w:sz w:val="28"/>
+          <w:szCs w:val="28"/>
+        </w:rPr>
+        <w:t xml:space="preserve">Qonunning 12-moddasi birinchi qismi "g" bandiga ko'ra, sanitariya qoidalari bajarilishini nazorat qilish maqsadida mansabdor shaxslar yuridik shaxslar va yakka tartibdagi tadbirkorlar obyektlariga qonunchilikda belgilangan tartibda kirish huquqiga ega [1]. Lex.uz sharhi bu normani "Xo'jalik yurituvchi sub'ektlar faoliyatini davlat tomonidan nazorat qilish to'g'risida"gi Qonunga bog'laydi [1]. Kutubxonadagi bu qonunning nusxasi 20 moddali; u tadbirkorlarning nazorat bilan bog'liq huquqlari, tekshiruv asoslari va muddatlarini belgilaydi, biroq MJTK 241-3-moddasi havola qilgan 10-1-moddani o'z ichiga olmaydi. Demak, kutubxonadagi nusxa eskirgan tahrir bo'lishi mumkin va amaldagi tahrirni lex.uz orqali tekshirish zarur [2, 3].</w:t>
+      </w:r>
+    </w:p>
+    <w:p>
+      <w:pPr>
+        <w:pStyle w:val="Heading2"/>
+        <w:spacing w:after="100" w:before="200"/>
+      </w:pPr>
+      <w:r>
+        <w:rPr>
+          <w:rFonts w:ascii="Times New Roman" w:cs="Times New Roman" w:eastAsia="Times New Roman" w:hAnsi="Times New Roman"/>
+          <w:b/>
+          <w:bCs/>
+          <w:sz w:val="28"/>
+          <w:szCs w:val="28"/>
+        </w:rPr>
+        <w:t xml:space="preserve">Huquqiy kafolatlar va javobgarlik</w:t>
+      </w:r>
+    </w:p>
+    <w:p>
+      <w:pPr>
+        <w:spacing w:after="120" w:line="276"/>
+        <w:ind w:firstLine="567"/>
+        <w:jc w:val="both"/>
+      </w:pPr>
+      <w:r>
+        <w:rPr>
+          <w:rFonts w:ascii="Times New Roman" w:cs="Times New Roman" w:eastAsia="Times New Roman" w:hAnsi="Times New Roman"/>
+          <w:sz w:val="28"/>
+          <w:szCs w:val="28"/>
+        </w:rPr>
+        <w:t xml:space="preserve">Yuridik shaxslar va yakka tartibdagi tadbirkorlar sanitariya-epidemiologik vaziyat to'g'risida axborot olish, qonunchilik buzilishi oqibatida yetkazilgan zararning to'liq qoplanishini talab qilish hamda sanitariya nazorati organlarining qarorlari va mansabdor shaxslarining harakatlari ustidan shikoyat qilish huquqiga ega [1]. Ayni paytda ular mansabdor shaxslarning qaror va ko'rsatmalarini bajarishi, yuqumli kasalliklar paydo bo'lganda sanitariya-gigiyena va epidemiyaga qarshi tadbirlarni amalga oshirishi shart [1]. Davlat sanitariya nazorati organlari faoliyatiga aralashish, mansabdor shaxslarga ularning qonuniy faoliyatiga to'sqinlik qilish maqsadida ta'sir ko'rsatish taqiqlanadi [1]. Nizolar qonunchilikda belgilangan tartibda hal etiladi [1].</w:t>
+      </w:r>
+    </w:p>
+    <w:p>
+      <w:pPr>
+        <w:spacing w:after="120" w:line="276"/>
+        <w:ind w:firstLine="567"/>
+        <w:jc w:val="both"/>
+      </w:pPr>
+      <w:r>
+        <w:rPr>
+          <w:rFonts w:ascii="Times New Roman" w:cs="Times New Roman" w:eastAsia="Times New Roman" w:hAnsi="Times New Roman"/>
+          <w:sz w:val="28"/>
+          <w:szCs w:val="28"/>
+        </w:rPr>
+        <w:t xml:space="preserve">Qonunga zid to'xtatish ham javobgarlikka olib keladi: Ma'muriy javobgarlik to'g'risidagi kodeksning 241-3-moddasi tadbirkorlik sub'ektlari faoliyatini va (yoki) ularning bank hisobvaraqlari bo'yicha operatsiyalarni qonunga xilof ravishda to'xtatib turishni mansabdor shaxslar uchun bazaviy hisoblash miqdorining qirq baravaridan sakson baravarigacha jarima solishga sabab bo'ladigan huquqbuzarlik deb belgilaydi [2]. Shu sababli to'xtatish qarori asosli, yozma ravishda rasmiylashtirilgan va qonundagi muddat hamda vakolat chegaralariga mos bo'lishi kerak.</w:t>
+      </w:r>
+    </w:p>
+    <w:p>
+      <w:pPr>
+        <w:spacing w:after="120" w:line="276"/>
+        <w:ind w:firstLine="567"/>
+        <w:jc w:val="both"/>
+      </w:pPr>
+      <w:r>
+        <w:rPr>
+          <w:rFonts w:ascii="Times New Roman" w:cs="Times New Roman" w:eastAsia="Times New Roman" w:hAnsi="Times New Roman"/>
+          <w:sz w:val="28"/>
+          <w:szCs w:val="28"/>
+        </w:rPr>
+        <w:t xml:space="preserve">Qonunchilikni buzgan shaxslar belgilangan tartibda javobgar bo'ladi; lex.uz sharhida MJTKning 53–55, 85–89, 95, 96, 159, 161-moddalari, 178-moddasining yettinchi qismi va Jinoyat kodeksining 257, 257-1-moddalari ko'rsatilgan [1].</w:t>
+      </w:r>
+    </w:p>
+    <w:p>
+      <w:pPr>
+        <w:pStyle w:val="Heading2"/>
+        <w:spacing w:after="100" w:before="200"/>
+      </w:pPr>
+      <w:r>
+        <w:rPr>
+          <w:rFonts w:ascii="Times New Roman" w:cs="Times New Roman" w:eastAsia="Times New Roman" w:hAnsi="Times New Roman"/>
+          <w:b/>
+          <w:bCs/>
+          <w:sz w:val="28"/>
+          <w:szCs w:val="28"/>
+        </w:rPr>
+        <w:t xml:space="preserve">Xulosa</w:t>
+      </w:r>
+    </w:p>
+    <w:p>
+      <w:pPr>
+        <w:spacing w:after="120" w:line="276"/>
+        <w:ind w:firstLine="567"/>
+        <w:jc w:val="both"/>
+      </w:pPr>
+      <w:r>
+        <w:rPr>
+          <w:rFonts w:ascii="Times New Roman" w:cs="Times New Roman" w:eastAsia="Times New Roman" w:hAnsi="Times New Roman"/>
+          <w:sz w:val="28"/>
+          <w:szCs w:val="28"/>
+        </w:rPr>
+        <w:t xml:space="preserve">SEO va JSQning faoliyatni vaqtincha to'xtatish huquqi Qonunning 12-moddasi ikkinchi qismiga asoslanadi va vakolatli mansabdor shaxslarga tegishli. To'xtatish buzilishlar bartaraf etilgunga qadar yoki epidemiya xavfi bo'lganda o'n ish kunigacha qo'llanadi. Qaror shakli, ro'yxatga olish va uzaytirish tartibi bo'yicha kutubxona hujjatlarida aniq ma'lumot topilmadi, shuning uchun ular tasdiqlanmagan sifatida qoldirildi.</w:t>
+      </w:r>
+    </w:p>
+    <w:p>
+      <w:pPr>
+        <w:pStyle w:val="Heading2"/>
+        <w:spacing w:after="100" w:before="280"/>
+      </w:pPr>
+      <w:r>
+        <w:rPr>
+          <w:rFonts w:ascii="Times New Roman" w:cs="Times New Roman" w:eastAsia="Times New Roman" w:hAnsi="Times New Roman"/>
+          <w:b/>
+          <w:bCs/>
+          <w:sz w:val="28"/>
+          <w:szCs w:val="28"/>
+        </w:rPr>
+        <w:t xml:space="preserve">Foydalanilgan adabiyotlar</w:t>
+      </w:r>
+    </w:p>
+    <w:p>
+      <w:pPr>
+        <w:pStyle w:val="ListParagraph"/>
+        <w:numPr>
+          <w:ilvl w:val="0"/>
+          <w:numId w:val="4"/>
+        </w:numPr>
+        <w:spacing w:after="80" w:line="260"/>
+      </w:pPr>
+      <w:r>
+        <w:rPr>
+          <w:rFonts w:ascii="Times New Roman" w:cs="Times New Roman" w:eastAsia="Times New Roman" w:hAnsi="Times New Roman"/>
+          <w:sz w:val="28"/>
+          <w:szCs w:val="28"/>
+        </w:rPr>
+        <w:t xml:space="preserve">O'zbekiston Respublikasining "Aholining sanitariya-epidemiologik osoyishtaligi to'g'risida"gi Qonuni (Qonunchilik palatasi 2015-yil 15-iyulda qabul qilgan, Senat 2015-yil 6-avgustda ma'qullagan; keyingi tahrirlar, jumladan O'RQ-683, 21.04.2021 va O'RQ-880, 28.11.2023), 3, 8, 12, 15, 16, 37, 38, 39-moddalar. URL: https://lex.uz/docs/2732587. Manba: xayrullokomilov.uz/kutubxona, material № 201 (matn kirill yozuvida; qonunning asosiy raqami matnda ko'rsatilmagan — tasdiqlanmagan).</w:t>
+      </w:r>
+    </w:p>
+    <w:p>
+      <w:pPr>
+        <w:pStyle w:val="ListParagraph"/>
+        <w:numPr>
+          <w:ilvl w:val="0"/>
+          <w:numId w:val="4"/>
+        </w:numPr>
+        <w:spacing w:after="80" w:line="260"/>
+      </w:pPr>
+      <w:r>
+        <w:rPr>
+          <w:rFonts w:ascii="Times New Roman" w:cs="Times New Roman" w:eastAsia="Times New Roman" w:hAnsi="Times New Roman"/>
+          <w:sz w:val="28"/>
+          <w:szCs w:val="28"/>
+        </w:rPr>
+        <w:t xml:space="preserve">O'zbekiston Respublikasining Ma'muriy javobgarlik to'g'risidagi kodeksi, 241-3-modda. Manba: xayrullokomilov.uz/kutubxona, material № 194 (matn kirill yozuvida). Joriy tahrirni lex.uz orqali tekshirish tavsiya etiladi.</w:t>
+      </w:r>
+    </w:p>
+    <w:p>
+      <w:pPr>
+        <w:pStyle w:val="ListParagraph"/>
+        <w:numPr>
+          <w:ilvl w:val="0"/>
+          <w:numId w:val="4"/>
+        </w:numPr>
+        <w:spacing w:after="80" w:line="260"/>
+      </w:pPr>
+      <w:r>
+        <w:rPr>
+          <w:rFonts w:ascii="Times New Roman" w:cs="Times New Roman" w:eastAsia="Times New Roman" w:hAnsi="Times New Roman"/>
+          <w:sz w:val="28"/>
+          <w:szCs w:val="28"/>
+        </w:rPr>
+        <w:t xml:space="preserve">O'zbekiston Respublikasining "Xo'jalik yurituvchi sub'ektlar faoliyatini davlat tomonidan nazorat qilish to'g'risida"gi Qonuni (kutubxona nusxasi). URL: https://lex.uz/docs/28144. Manba: xayrullokomilov.uz/kutubxona, material № 219. Eslatma: nusxa eskirgan tahrir bo'lishi mumkin (10-1-modda yo'q).</w:t>
       </w:r>
     </w:p>
     <w:sectPr>
       <w:pgSz w:w="11906" w:h="16838" w:orient="portrait"/>
-      <w:pgMar w:top="1134" w:right="850" w:bottom="1134" w:left="1418" w:header="708" w:footer="708" w:gutter="0"/>
+      <w:pgMar w:top="1134" w:right="850" w:bottom="1134" w:left="1701" w:header="708" w:footer="708" w:gutter="0"/>
       <w:pgNumType/>
       <w:docGrid w:linePitch="360"/>
     </w:sectPr>
@@ -359,12 +780,17 @@
     <w:multiLevelType w:val="hybridMultilevel"/>
     <w:lvl w:ilvl="0" w:tentative="1">
       <w:start w:val="1"/>
-      <w:numFmt w:val="bullet"/>
-      <w:lvlText w:val="•"/>
+      <w:numFmt w:val="decimal"/>
+      <w:lvlText w:val="[%1]"/>
       <w:lvlJc w:val="left"/>
       <w:pPr>
-        <w:ind w:left="576" w:hanging="316"/>
-      </w:pPr>
+        <w:ind w:left="720" w:hanging="720"/>
+      </w:pPr>
+      <w:rPr>
+        <w:rFonts w:ascii="Times New Roman" w:cs="Times New Roman" w:eastAsia="Times New Roman" w:hAnsi="Times New Roman"/>
+        <w:sz w:val="28"/>
+        <w:szCs w:val="28"/>
+      </w:rPr>
     </w:lvl>
   </w:abstractNum>
   <w:abstractNum w:abstractNumId="3" w15:restartNumberingAfterBreak="0">
@@ -372,11 +798,16 @@
     <w:lvl w:ilvl="0" w:tentative="1">
       <w:start w:val="1"/>
       <w:numFmt w:val="decimal"/>
-      <w:lvlText w:val="%1."/>
+      <w:lvlText w:val="%1)"/>
       <w:lvlJc w:val="left"/>
       <w:pPr>
-        <w:ind w:left="576" w:hanging="316"/>
-      </w:pPr>
+        <w:ind w:left="851" w:hanging="425"/>
+      </w:pPr>
+      <w:rPr>
+        <w:rFonts w:ascii="Times New Roman" w:cs="Times New Roman" w:eastAsia="Times New Roman" w:hAnsi="Times New Roman"/>
+        <w:sz w:val="28"/>
+        <w:szCs w:val="28"/>
+      </w:rPr>
     </w:lvl>
   </w:abstractNum>
   <w:abstractNum w:abstractNumId="4" w15:restartNumberingAfterBreak="0">
@@ -384,11 +815,16 @@
     <w:lvl w:ilvl="0" w:tentative="1">
       <w:start w:val="1"/>
       <w:numFmt w:val="decimal"/>
-      <w:lvlText w:val="%1."/>
+      <w:lvlText w:val="%1)"/>
       <w:lvlJc w:val="left"/>
       <w:pPr>
-        <w:ind w:left="576" w:hanging="316"/>
-      </w:pPr>
+        <w:ind w:left="851" w:hanging="425"/>
+      </w:pPr>
+      <w:rPr>
+        <w:rFonts w:ascii="Times New Roman" w:cs="Times New Roman" w:eastAsia="Times New Roman" w:hAnsi="Times New Roman"/>
+        <w:sz w:val="28"/>
+        <w:szCs w:val="28"/>
+      </w:rPr>
     </w:lvl>
   </w:abstractNum>
   <w:num w:numId="1">
@@ -398,7 +834,19 @@
     </w:lvlOverride>
   </w:num>
   <w:num w:numId="2">
+    <w:abstractNumId w:val="3"/>
+    <w:lvlOverride w:ilvl="0">
+      <w:startOverride w:val="1"/>
+    </w:lvlOverride>
+  </w:num>
+  <w:num w:numId="3">
     <w:abstractNumId w:val="4"/>
+    <w:lvlOverride w:ilvl="0">
+      <w:startOverride w:val="1"/>
+    </w:lvlOverride>
+  </w:num>
+  <w:num w:numId="4">
+    <w:abstractNumId w:val="2"/>
     <w:lvlOverride w:ilvl="0">
       <w:startOverride w:val="1"/>
     </w:lvlOverride>
@@ -412,8 +860,8 @@
     <w:rPrDefault>
       <w:rPr>
         <w:rFonts w:ascii="Times New Roman" w:cs="Times New Roman" w:eastAsia="Times New Roman" w:hAnsi="Times New Roman"/>
-        <w:sz w:val="24"/>
-        <w:szCs w:val="24"/>
+        <w:sz w:val="28"/>
+        <w:szCs w:val="28"/>
       </w:rPr>
     </w:rPrDefault>
     <w:pPrDefault/>
@@ -548,7 +996,7 @@
     <w:unhideWhenUsed/>
     <w:pPr>
       <w:spacing w:after="100"/>
-      <w:ind w:left="240"/>
+      <w:ind w:left="280"/>
     </w:pPr>
   </w:style>
   <w:style w:type="paragraph" w:styleId="TOC3">
@@ -560,7 +1008,7 @@
     <w:unhideWhenUsed/>
     <w:pPr>
       <w:spacing w:after="100"/>
-      <w:ind w:left="480"/>
+      <w:ind w:left="560"/>
     </w:pPr>
   </w:style>
   <w:style w:type="paragraph" w:styleId="TOC4">
@@ -572,7 +1020,7 @@
     <w:unhideWhenUsed/>
     <w:pPr>
       <w:spacing w:after="100"/>
-      <w:ind w:left="720"/>
+      <w:ind w:left="840"/>
     </w:pPr>
   </w:style>
   <w:style w:type="paragraph" w:styleId="TOC5">
@@ -584,7 +1032,7 @@
     <w:unhideWhenUsed/>
     <w:pPr>
       <w:spacing w:after="100"/>
-      <w:ind w:left="960"/>
+      <w:ind w:left="1120"/>
     </w:pPr>
   </w:style>
   <w:style w:type="paragraph" w:styleId="TOC6">
@@ -596,23 +1044,11 @@
     <w:unhideWhenUsed/>
     <w:pPr>
       <w:spacing w:after="100"/>
-      <w:ind w:left="1200"/>
+      <w:ind w:left="1400"/>
     </w:pPr>
   </w:style>
   <w:style w:type="paragraph" w:styleId="TOC7">
     <w:name w:val="toc 7"/>
-    <w:basedOn w:val="Normal"/>
-    <w:next w:val="Normal"/>
-    <w:uiPriority w:val="39"/>
-    <w:semiHidden/>
-    <w:unhideWhenUsed/>
-    <w:pPr>
-      <w:spacing w:after="100"/>
-      <w:ind w:left="1440"/>
-    </w:pPr>
-  </w:style>
-  <w:style w:type="paragraph" w:styleId="TOC8">
-    <w:name w:val="toc 8"/>
     <w:basedOn w:val="Normal"/>
     <w:next w:val="Normal"/>
     <w:uiPriority w:val="39"/>
@@ -623,6 +1059,18 @@
       <w:ind w:left="1680"/>
     </w:pPr>
   </w:style>
+  <w:style w:type="paragraph" w:styleId="TOC8">
+    <w:name w:val="toc 8"/>
+    <w:basedOn w:val="Normal"/>
+    <w:next w:val="Normal"/>
+    <w:uiPriority w:val="39"/>
+    <w:semiHidden/>
+    <w:unhideWhenUsed/>
+    <w:pPr>
+      <w:spacing w:after="100"/>
+      <w:ind w:left="1960"/>
+    </w:pPr>
+  </w:style>
   <w:style w:type="paragraph" w:styleId="TOC9">
     <w:name w:val="toc 9"/>
     <w:basedOn w:val="Normal"/>
@@ -632,7 +1080,7 @@
     <w:unhideWhenUsed/>
     <w:pPr>
       <w:spacing w:after="100"/>
-      <w:ind w:left="1920"/>
+      <w:ind w:left="2240"/>
     </w:pPr>
   </w:style>
   <w:style w:type="character" w:styleId="Hyperlink">
@@ -732,15 +1180,16 @@
     <w:next w:val="Normal"/>
     <w:qFormat/>
     <w:pPr>
-      <w:spacing w:after="200"/>
-      <w:jc w:val="center"/>
+      <w:spacing w:after="240" w:before="0"/>
+      <w:outlineLvl w:val="0"/>
     </w:pPr>
     <w:rPr>
       <w:rFonts w:ascii="Times New Roman" w:cs="Times New Roman" w:eastAsia="Times New Roman" w:hAnsi="Times New Roman"/>
       <w:b/>
       <w:bCs/>
-      <w:sz w:val="28"/>
-      <w:szCs w:val="28"/>
+      <w:color w:val="000000"/>
+      <w:sz w:val="30"/>
+      <w:szCs w:val="30"/>
     </w:rPr>
   </w:style>
   <w:style w:type="paragraph" w:styleId="Heading2">
@@ -748,12 +1197,17 @@
     <w:basedOn w:val="Normal"/>
     <w:next w:val="Normal"/>
     <w:qFormat/>
+    <w:pPr>
+      <w:spacing w:after="100" w:before="200"/>
+      <w:outlineLvl w:val="1"/>
+    </w:pPr>
     <w:rPr>
       <w:rFonts w:ascii="Times New Roman" w:cs="Times New Roman" w:eastAsia="Times New Roman" w:hAnsi="Times New Roman"/>
       <w:b/>
       <w:bCs/>
-      <w:sz w:val="26"/>
-      <w:szCs w:val="26"/>
+      <w:color w:val="000000"/>
+      <w:sz w:val="28"/>
+      <w:szCs w:val="28"/>
     </w:rPr>
   </w:style>
 </w:styles>

--- a/javoblar/004.docx
+++ b/javoblar/004.docx
@@ -533,7 +533,7 @@
           <w:sz w:val="28"/>
           <w:szCs w:val="28"/>
         </w:rPr>
-        <w:t xml:space="preserve">SEO va JSQning faoliyatni vaqtincha to'xtatish huquqi Qonunning 12-moddasi ikkinchi qismiga asoslanadi va vakolatli mansabdor shaxslarga tegishli. To'xtatish buzilishlar bartaraf etilgunga qadar yoki epidemiya xavfi bo'lganda o'n ish kunigacha qo'llanadi. Qaror shakli, ro'yxatga olish va uzaytirish tartibi bo'yicha kutubxona hujjatlarida aniq ma'lumot topilmadi, shuning uchun ular tasdiqlanmagan sifatida qoldirildi.</w:t>
+        <w:t xml:space="preserve">SEO va JSQning faoliyatni vaqtincha to'xtatish huquqi Qonunning 12-moddasi ikkinchi qismiga asoslanadi va vakolatli mansabdor shaxslarga tegishli. To'xtatish buzilishlar bartaraf etilgunga qadar yoki epidemiya xavfi bo'lganda o'n ish kunigacha qo'llanadi. Qaror shakli, ro'yxatga olish va uzaytirish tartibi bo'yicha kutubxona hujjatlarida aniq ma'lumot topilmadi, shuning uchun ular tasdiqlanmagan sifatida qoldirildi. Sanitariya-epidemiologik osoyishtalik va jamoat salomatligi qo'mitasining asosiy vazifalariga potensial xavf-xatarlarni aniqlash va baholash, yuqumli kasalliklar tabiiy o'choqlari ustidan epidemiologik monitoring, laboratoriyalar faoliyatini yo'lga qo'yish hamda maxsus ekspertizalarni tayinlash va o'tkazish kiradi [4]. Davolash-profilaktika muassasalaridagi tekshiruvlar rejali, rejadan tashqari va nazorat tartibida o'tkaziladi, rejali va rejadan tashqari tekshiruv muddati 15 kundan oshmasligi kerak [5].</w:t>
       </w:r>
     </w:p>
     <w:p>
@@ -604,6 +604,42 @@
           <w:szCs w:val="28"/>
         </w:rPr>
         <w:t xml:space="preserve">O'zbekiston Respublikasining "Xo'jalik yurituvchi sub'ektlar faoliyatini davlat tomonidan nazorat qilish to'g'risida"gi Qonuni (kutubxona nusxasi). URL: https://lex.uz/docs/28144. Manba: xayrullokomilov.uz/kutubxona, material № 219. Eslatma: nusxa eskirgan tahrir bo'lishi mumkin (10-1-modda yo'q).</w:t>
+      </w:r>
+    </w:p>
+    <w:p>
+      <w:pPr>
+        <w:pStyle w:val="ListParagraph"/>
+        <w:numPr>
+          <w:ilvl w:val="0"/>
+          <w:numId w:val="4"/>
+        </w:numPr>
+        <w:spacing w:after="80" w:line="260"/>
+      </w:pPr>
+      <w:r>
+        <w:rPr>
+          <w:rFonts w:ascii="Times New Roman" w:cs="Times New Roman" w:eastAsia="Times New Roman" w:hAnsi="Times New Roman"/>
+          <w:sz w:val="28"/>
+          <w:szCs w:val="28"/>
+        </w:rPr>
+        <w:t xml:space="preserve">O'zbekiston Respublikasi Prezidentining 27.07.2020-yildagi PQ-4790-sonli qarori (Sanitariya-epidemiologik osoyishtalik va jamoat salomatligi qo'mitasi faoliyatini tashkil qilish chora-tadbirlari to'g'risida; PF-230 (27.12.2024) tahririda). URL: https://lex.uz/ru/docs/4914448. Manba: xayrullokomilov.uz/kutubxona, material № 29 (matn kirill yozuvida).</w:t>
+      </w:r>
+    </w:p>
+    <w:p>
+      <w:pPr>
+        <w:pStyle w:val="ListParagraph"/>
+        <w:numPr>
+          <w:ilvl w:val="0"/>
+          <w:numId w:val="4"/>
+        </w:numPr>
+        <w:spacing w:after="80" w:line="260"/>
+      </w:pPr>
+      <w:r>
+        <w:rPr>
+          <w:rFonts w:ascii="Times New Roman" w:cs="Times New Roman" w:eastAsia="Times New Roman" w:hAnsi="Times New Roman"/>
+          <w:sz w:val="28"/>
+          <w:szCs w:val="28"/>
+        </w:rPr>
+        <w:t xml:space="preserve">O'zbekiston Respublikasi Sog'liqni saqlash vazirining 15.01.2024-yildagi 9-son buyrug'i bilan tasdiqlangan "Davolash-profilaktika muassasalarida sanitariya-epidemiologik tekshiruvlar o'tkazish tartibi to'g'risida"gi nizom. Manba: xayrullokomilov.uz/kutubxona, material № 292 (skanerlangan nusxa, OCR xatolari mavjud; sana va raqam matnda to'liq o'qilmaydi).</w:t>
       </w:r>
     </w:p>
     <w:sectPr>
